--- a/klagomål/A 48260-2022 FSC-klagomål.docx
+++ b/klagomål/A 48260-2022 FSC-klagomål.docx
@@ -216,12 +216,12 @@
         <w:spacing w:after="240"/>
       </w:pPr>
       <w:r>
-        <w:t>Figur 1. Fyndplatser för naturvårdsarter i och inom 16 meter från avverkningsanmälan. Markörer utan svart kant är placerade på fyndplatsen. Markörer med svart kant är placerade vid sidan av fyndplatsen och har ett svart streck som visar fyndplatsens exakta position. Kartans mittpunktskoordinat är N 6973136, E 385757 i SWEREF 99 TM.</w:t>
+        <w:t>Figur 1. Fyndplatser för naturvårdsarter i och inom 22 meter från avverkningsanmälan. Markörer utan svart kant är placerade på fyndplatsen. Markörer med svart kant är placerade vid sidan av fyndplatsen och har ett svart streck som visar fyndplatsens exakta position. Kartans mittpunktskoordinat är N 6973136, E 385757 i SWEREF 99 TM.</w:t>
       </w:r>
     </w:p>
     <w:p>
       <w:r>
-        <w:t>I och inom 16 meter från avverkningsanmälan finns fynd av 20 naturvårdsarter, varav 14 är rödlistade, 3 är fridlysta, 14 är typiska (T) och 5 är signalarter (S): garnlav (VU, T), grantickeporing (VU), skuggnål (VU), sprickporing (VU), vitskaftad svartspik (VU, T), brunpudrad nållav (NT, T), gammelgransskål (NT, T), knottrig blåslav (NT, T), rynkskinn (NT, T), rödbrun blekspik (NT, T), skrovellav (NT, T), tretåig hackspett (NT, T, §4), ullticka (NT, T), vitgrynig nållav (NT), gytterlav (S, T), kornig nållav (S, T), skinnlav (S, T), spindelblomster (S, T, §8), vågbandad barkbock (S) och fläcknycklar (§8). Se Figur 1.</w:t>
+        <w:t>I och inom 22 meter från avverkningsanmälan finns fynd av 22 naturvårdsarter, varav 14 är rödlistade, 4 är fridlysta, 15 är typiska (T) och 5 är signalarter (S): garnlav (VU, T), grantickeporing (VU), skuggnål (VU), sprickporing (VU), vitskaftad svartspik (VU, T), brunpudrad nållav (NT, T), gammelgransskål (NT, T), knottrig blåslav (NT, T), rynkskinn (NT, T), rödbrun blekspik (NT, T), skrovellav (NT, T), tretåig hackspett (NT, T, §4), ullticka (NT, T), vitgrynig nållav (NT), gytterlav (S, T), kornig nållav (S, T), skinnlav (S, T), spindelblomster (S, T, §8), vågbandad barkbock (S), brudborste (T), brudsporre (§8) och fläcknycklar (§8). Se Figur 1.</w:t>
       </w:r>
     </w:p>
     <w:p>
@@ -720,6 +720,35 @@
       </w:r>
     </w:p>
     <w:p>
+      <w:r>
+        <w:rPr>
+          <w:b/>
+        </w:rPr>
+        <w:t>Brudborste</w:t>
+      </w:r>
+      <w:r>
+        <w:t xml:space="preserve"> är typisk art för </w:t>
+      </w:r>
+      <w:r>
+        <w:rPr>
+          <w:i/>
+        </w:rPr>
+        <w:t xml:space="preserve">9050 Näringsrik granskog, 9040 Fjällbjörkskog, 6530 Lövängar, 6430 Högörtängar </w:t>
+      </w:r>
+      <w:r>
+        <w:t xml:space="preserve">och </w:t>
+      </w:r>
+      <w:r>
+        <w:rPr>
+          <w:i/>
+        </w:rPr>
+        <w:t>6510 Slåtterängar i låglandet</w:t>
+      </w:r>
+      <w:r>
+        <w:t xml:space="preserve"> (SLU Artdatabanken, 2025).</w:t>
+      </w:r>
+    </w:p>
+    <w:p>
       <w:pPr>
         <w:pStyle w:val="Heading1"/>
       </w:pPr>
@@ -825,7 +854,7 @@
         <w:rPr>
           <w:i/>
         </w:rPr>
-        <w:t>I det avverkningsanmälda skogsområdet har 20 naturvårdsarter varav 14 rödlistade arter sina livsmiljöer och växtplatser.</w:t>
+        <w:t>I det avverkningsanmälda skogsområdet har 22 naturvårdsarter varav 14 rödlistade arter sina livsmiljöer och växtplatser.</w:t>
       </w:r>
     </w:p>
     <w:p>
@@ -1354,7 +1383,7 @@
     <w:r>
       <w:tab/>
       <w:tab/>
-      <w:t>2026-09-14</w:t>
+      <w:t>2026-09-15</w:t>
       <w:br/>
       <w:br/>
     </w:r>

--- a/klagomål/A 48260-2022 FSC-klagomål.docx
+++ b/klagomål/A 48260-2022 FSC-klagomål.docx
@@ -1383,7 +1383,7 @@
     <w:r>
       <w:tab/>
       <w:tab/>
-      <w:t>2026-09-15</w:t>
+      <w:t>2026-09-16</w:t>
       <w:br/>
       <w:br/>
     </w:r>

--- a/klagomål/A 48260-2022 FSC-klagomål.docx
+++ b/klagomål/A 48260-2022 FSC-klagomål.docx
@@ -1383,7 +1383,7 @@
     <w:r>
       <w:tab/>
       <w:tab/>
-      <w:t>2026-09-16</w:t>
+      <w:t>2026-09-17</w:t>
       <w:br/>
       <w:br/>
     </w:r>

--- a/klagomål/A 48260-2022 FSC-klagomål.docx
+++ b/klagomål/A 48260-2022 FSC-klagomål.docx
@@ -1383,7 +1383,7 @@
     <w:r>
       <w:tab/>
       <w:tab/>
-      <w:t>2026-09-17</w:t>
+      <w:t>2026-09-18</w:t>
       <w:br/>
       <w:br/>
     </w:r>

--- a/klagomål/A 48260-2022 FSC-klagomål.docx
+++ b/klagomål/A 48260-2022 FSC-klagomål.docx
@@ -1383,7 +1383,7 @@
     <w:r>
       <w:tab/>
       <w:tab/>
-      <w:t>2026-09-18</w:t>
+      <w:t>2026-09-19</w:t>
       <w:br/>
       <w:br/>
     </w:r>

--- a/klagomål/A 48260-2022 FSC-klagomål.docx
+++ b/klagomål/A 48260-2022 FSC-klagomål.docx
@@ -1383,7 +1383,7 @@
     <w:r>
       <w:tab/>
       <w:tab/>
-      <w:t>2026-09-19</w:t>
+      <w:t>2026-09-21</w:t>
       <w:br/>
       <w:br/>
     </w:r>

--- a/klagomål/A 48260-2022 FSC-klagomål.docx
+++ b/klagomål/A 48260-2022 FSC-klagomål.docx
@@ -1383,7 +1383,7 @@
     <w:r>
       <w:tab/>
       <w:tab/>
-      <w:t>2026-09-21</w:t>
+      <w:t>2026-09-23</w:t>
       <w:br/>
       <w:br/>
     </w:r>

--- a/klagomål/A 48260-2022 FSC-klagomål.docx
+++ b/klagomål/A 48260-2022 FSC-klagomål.docx
@@ -1383,7 +1383,7 @@
     <w:r>
       <w:tab/>
       <w:tab/>
-      <w:t>2026-09-23</w:t>
+      <w:t>2026-09-24</w:t>
       <w:br/>
       <w:br/>
     </w:r>

--- a/klagomål/A 48260-2022 FSC-klagomål.docx
+++ b/klagomål/A 48260-2022 FSC-klagomål.docx
@@ -1383,7 +1383,7 @@
     <w:r>
       <w:tab/>
       <w:tab/>
-      <w:t>2026-09-24</w:t>
+      <w:t>2026-09-25</w:t>
       <w:br/>
       <w:br/>
     </w:r>

--- a/klagomål/A 48260-2022 FSC-klagomål.docx
+++ b/klagomål/A 48260-2022 FSC-klagomål.docx
@@ -1383,7 +1383,7 @@
     <w:r>
       <w:tab/>
       <w:tab/>
-      <w:t>2026-09-25</w:t>
+      <w:t>2026-09-26</w:t>
       <w:br/>
       <w:br/>
     </w:r>

--- a/klagomål/A 48260-2022 FSC-klagomål.docx
+++ b/klagomål/A 48260-2022 FSC-klagomål.docx
@@ -1383,7 +1383,7 @@
     <w:r>
       <w:tab/>
       <w:tab/>
-      <w:t>2026-09-26</w:t>
+      <w:t>2026-09-27</w:t>
       <w:br/>
       <w:br/>
     </w:r>

--- a/klagomål/A 48260-2022 FSC-klagomål.docx
+++ b/klagomål/A 48260-2022 FSC-klagomål.docx
@@ -1383,7 +1383,7 @@
     <w:r>
       <w:tab/>
       <w:tab/>
-      <w:t>2026-09-27</w:t>
+      <w:t>2026-09-28</w:t>
       <w:br/>
       <w:br/>
     </w:r>

--- a/klagomål/A 48260-2022 FSC-klagomål.docx
+++ b/klagomål/A 48260-2022 FSC-klagomål.docx
@@ -1383,7 +1383,7 @@
     <w:r>
       <w:tab/>
       <w:tab/>
-      <w:t>2026-09-28</w:t>
+      <w:t>2026-09-29</w:t>
       <w:br/>
       <w:br/>
     </w:r>

--- a/klagomål/A 48260-2022 FSC-klagomål.docx
+++ b/klagomål/A 48260-2022 FSC-klagomål.docx
@@ -1383,7 +1383,7 @@
     <w:r>
       <w:tab/>
       <w:tab/>
-      <w:t>2026-09-29</w:t>
+      <w:t>2026-09-30</w:t>
       <w:br/>
       <w:br/>
     </w:r>

--- a/klagomål/A 48260-2022 FSC-klagomål.docx
+++ b/klagomål/A 48260-2022 FSC-klagomål.docx
@@ -1383,7 +1383,7 @@
     <w:r>
       <w:tab/>
       <w:tab/>
-      <w:t>2026-09-30</w:t>
+      <w:t>2026-10-01</w:t>
       <w:br/>
       <w:br/>
     </w:r>

--- a/klagomål/A 48260-2022 FSC-klagomål.docx
+++ b/klagomål/A 48260-2022 FSC-klagomål.docx
@@ -1383,7 +1383,7 @@
     <w:r>
       <w:tab/>
       <w:tab/>
-      <w:t>2026-10-01</w:t>
+      <w:t>2026-10-02</w:t>
       <w:br/>
       <w:br/>
     </w:r>

--- a/klagomål/A 48260-2022 FSC-klagomål.docx
+++ b/klagomål/A 48260-2022 FSC-klagomål.docx
@@ -1383,7 +1383,7 @@
     <w:r>
       <w:tab/>
       <w:tab/>
-      <w:t>2026-10-02</w:t>
+      <w:t>2026-10-03</w:t>
       <w:br/>
       <w:br/>
     </w:r>

--- a/klagomål/A 48260-2022 FSC-klagomål.docx
+++ b/klagomål/A 48260-2022 FSC-klagomål.docx
@@ -1383,7 +1383,7 @@
     <w:r>
       <w:tab/>
       <w:tab/>
-      <w:t>2026-10-03</w:t>
+      <w:t>2026-10-04</w:t>
       <w:br/>
       <w:br/>
     </w:r>

--- a/klagomål/A 48260-2022 FSC-klagomål.docx
+++ b/klagomål/A 48260-2022 FSC-klagomål.docx
@@ -1383,7 +1383,7 @@
     <w:r>
       <w:tab/>
       <w:tab/>
-      <w:t>2026-10-04</w:t>
+      <w:t>2026-10-05</w:t>
       <w:br/>
       <w:br/>
     </w:r>

--- a/klagomål/A 48260-2022 FSC-klagomål.docx
+++ b/klagomål/A 48260-2022 FSC-klagomål.docx
@@ -1383,7 +1383,7 @@
     <w:r>
       <w:tab/>
       <w:tab/>
-      <w:t>2026-10-05</w:t>
+      <w:t>2026-10-06</w:t>
       <w:br/>
       <w:br/>
     </w:r>

--- a/klagomål/A 48260-2022 FSC-klagomål.docx
+++ b/klagomål/A 48260-2022 FSC-klagomål.docx
@@ -1383,7 +1383,7 @@
     <w:r>
       <w:tab/>
       <w:tab/>
-      <w:t>2026-10-06</w:t>
+      <w:t>2026-10-07</w:t>
       <w:br/>
       <w:br/>
     </w:r>

--- a/klagomål/A 48260-2022 FSC-klagomål.docx
+++ b/klagomål/A 48260-2022 FSC-klagomål.docx
@@ -1383,7 +1383,7 @@
     <w:r>
       <w:tab/>
       <w:tab/>
-      <w:t>2026-10-07</w:t>
+      <w:t>2026-10-08</w:t>
       <w:br/>
       <w:br/>
     </w:r>

--- a/klagomål/A 48260-2022 FSC-klagomål.docx
+++ b/klagomål/A 48260-2022 FSC-klagomål.docx
@@ -1383,7 +1383,7 @@
     <w:r>
       <w:tab/>
       <w:tab/>
-      <w:t>2026-10-08</w:t>
+      <w:t>2026-10-09</w:t>
       <w:br/>
       <w:br/>
     </w:r>

--- a/klagomål/A 48260-2022 FSC-klagomål.docx
+++ b/klagomål/A 48260-2022 FSC-klagomål.docx
@@ -1383,7 +1383,7 @@
     <w:r>
       <w:tab/>
       <w:tab/>
-      <w:t>2026-10-09</w:t>
+      <w:t>2026-10-10</w:t>
       <w:br/>
       <w:br/>
     </w:r>

--- a/klagomål/A 48260-2022 FSC-klagomål.docx
+++ b/klagomål/A 48260-2022 FSC-klagomål.docx
@@ -1383,7 +1383,7 @@
     <w:r>
       <w:tab/>
       <w:tab/>
-      <w:t>2026-10-10</w:t>
+      <w:t>2026-10-11</w:t>
       <w:br/>
       <w:br/>
     </w:r>

--- a/klagomål/A 48260-2022 FSC-klagomål.docx
+++ b/klagomål/A 48260-2022 FSC-klagomål.docx
@@ -1383,7 +1383,7 @@
     <w:r>
       <w:tab/>
       <w:tab/>
-      <w:t>2026-10-11</w:t>
+      <w:t>2026-10-12</w:t>
       <w:br/>
       <w:br/>
     </w:r>

--- a/klagomål/A 48260-2022 FSC-klagomål.docx
+++ b/klagomål/A 48260-2022 FSC-klagomål.docx
@@ -1383,7 +1383,7 @@
     <w:r>
       <w:tab/>
       <w:tab/>
-      <w:t>2026-10-12</w:t>
+      <w:t>2026-10-13</w:t>
       <w:br/>
       <w:br/>
     </w:r>

--- a/klagomål/A 48260-2022 FSC-klagomål.docx
+++ b/klagomål/A 48260-2022 FSC-klagomål.docx
@@ -1383,7 +1383,7 @@
     <w:r>
       <w:tab/>
       <w:tab/>
-      <w:t>2026-10-13</w:t>
+      <w:t>2026-10-14</w:t>
       <w:br/>
       <w:br/>
     </w:r>

--- a/klagomål/A 48260-2022 FSC-klagomål.docx
+++ b/klagomål/A 48260-2022 FSC-klagomål.docx
@@ -1383,7 +1383,7 @@
     <w:r>
       <w:tab/>
       <w:tab/>
-      <w:t>2026-10-14</w:t>
+      <w:t>2026-10-15</w:t>
       <w:br/>
       <w:br/>
     </w:r>

--- a/klagomål/A 48260-2022 FSC-klagomål.docx
+++ b/klagomål/A 48260-2022 FSC-klagomål.docx
@@ -1383,7 +1383,7 @@
     <w:r>
       <w:tab/>
       <w:tab/>
-      <w:t>2026-10-15</w:t>
+      <w:t>2026-10-16</w:t>
       <w:br/>
       <w:br/>
     </w:r>

--- a/klagomål/A 48260-2022 FSC-klagomål.docx
+++ b/klagomål/A 48260-2022 FSC-klagomål.docx
@@ -1383,7 +1383,7 @@
     <w:r>
       <w:tab/>
       <w:tab/>
-      <w:t>2026-10-16</w:t>
+      <w:t>2026-10-17</w:t>
       <w:br/>
       <w:br/>
     </w:r>

--- a/klagomål/A 48260-2022 FSC-klagomål.docx
+++ b/klagomål/A 48260-2022 FSC-klagomål.docx
@@ -1383,7 +1383,7 @@
     <w:r>
       <w:tab/>
       <w:tab/>
-      <w:t>2026-10-17</w:t>
+      <w:t>2026-10-18</w:t>
       <w:br/>
       <w:br/>
     </w:r>

--- a/klagomål/A 48260-2022 FSC-klagomål.docx
+++ b/klagomål/A 48260-2022 FSC-klagomål.docx
@@ -1383,7 +1383,7 @@
     <w:r>
       <w:tab/>
       <w:tab/>
-      <w:t>2026-10-18</w:t>
+      <w:t>2026-10-19</w:t>
       <w:br/>
       <w:br/>
     </w:r>

--- a/klagomål/A 48260-2022 FSC-klagomål.docx
+++ b/klagomål/A 48260-2022 FSC-klagomål.docx
@@ -1383,7 +1383,7 @@
     <w:r>
       <w:tab/>
       <w:tab/>
-      <w:t>2026-10-19</w:t>
+      <w:t>2026-10-20</w:t>
       <w:br/>
       <w:br/>
     </w:r>

--- a/klagomål/A 48260-2022 FSC-klagomål.docx
+++ b/klagomål/A 48260-2022 FSC-klagomål.docx
@@ -1383,7 +1383,7 @@
     <w:r>
       <w:tab/>
       <w:tab/>
-      <w:t>2026-10-20</w:t>
+      <w:t>2026-10-21</w:t>
       <w:br/>
       <w:br/>
     </w:r>

--- a/klagomål/A 48260-2022 FSC-klagomål.docx
+++ b/klagomål/A 48260-2022 FSC-klagomål.docx
@@ -1383,7 +1383,7 @@
     <w:r>
       <w:tab/>
       <w:tab/>
-      <w:t>2026-10-21</w:t>
+      <w:t>2026-10-22</w:t>
       <w:br/>
       <w:br/>
     </w:r>

--- a/klagomål/A 48260-2022 FSC-klagomål.docx
+++ b/klagomål/A 48260-2022 FSC-klagomål.docx
@@ -1383,7 +1383,7 @@
     <w:r>
       <w:tab/>
       <w:tab/>
-      <w:t>2026-10-22</w:t>
+      <w:t>2026-10-23</w:t>
       <w:br/>
       <w:br/>
     </w:r>

--- a/klagomål/A 48260-2022 FSC-klagomål.docx
+++ b/klagomål/A 48260-2022 FSC-klagomål.docx
@@ -1383,7 +1383,7 @@
     <w:r>
       <w:tab/>
       <w:tab/>
-      <w:t>2026-10-23</w:t>
+      <w:t>2026-10-24</w:t>
       <w:br/>
       <w:br/>
     </w:r>

--- a/klagomål/A 48260-2022 FSC-klagomål.docx
+++ b/klagomål/A 48260-2022 FSC-klagomål.docx
@@ -1383,7 +1383,7 @@
     <w:r>
       <w:tab/>
       <w:tab/>
-      <w:t>2026-10-24</w:t>
+      <w:t>2026-10-25</w:t>
       <w:br/>
       <w:br/>
     </w:r>

--- a/klagomål/A 48260-2022 FSC-klagomål.docx
+++ b/klagomål/A 48260-2022 FSC-klagomål.docx
@@ -1383,7 +1383,7 @@
     <w:r>
       <w:tab/>
       <w:tab/>
-      <w:t>2026-10-25</w:t>
+      <w:t>2026-10-26</w:t>
       <w:br/>
       <w:br/>
     </w:r>

--- a/klagomål/A 48260-2022 FSC-klagomål.docx
+++ b/klagomål/A 48260-2022 FSC-klagomål.docx
@@ -1383,7 +1383,7 @@
     <w:r>
       <w:tab/>
       <w:tab/>
-      <w:t>2026-10-26</w:t>
+      <w:t>2026-10-27</w:t>
       <w:br/>
       <w:br/>
     </w:r>

--- a/klagomål/A 48260-2022 FSC-klagomål.docx
+++ b/klagomål/A 48260-2022 FSC-klagomål.docx
@@ -1383,7 +1383,7 @@
     <w:r>
       <w:tab/>
       <w:tab/>
-      <w:t>2026-10-27</w:t>
+      <w:t>2026-10-28</w:t>
       <w:br/>
       <w:br/>
     </w:r>

--- a/klagomål/A 48260-2022 FSC-klagomål.docx
+++ b/klagomål/A 48260-2022 FSC-klagomål.docx
@@ -1383,7 +1383,7 @@
     <w:r>
       <w:tab/>
       <w:tab/>
-      <w:t>2026-10-28</w:t>
+      <w:t>2026-10-29</w:t>
       <w:br/>
       <w:br/>
     </w:r>

--- a/klagomål/A 48260-2022 FSC-klagomål.docx
+++ b/klagomål/A 48260-2022 FSC-klagomål.docx
@@ -1383,7 +1383,7 @@
     <w:r>
       <w:tab/>
       <w:tab/>
-      <w:t>2026-10-29</w:t>
+      <w:t>2026-10-31</w:t>
       <w:br/>
       <w:br/>
     </w:r>
